--- a/Claude outputs/Fiche_de_poste_chef_de_projet_Mare_Durabilis.docx
+++ b/Claude outputs/Fiche_de_poste_chef_de_projet_Mare_Durabilis.docx
@@ -1068,7 +1068,7 @@
                 <w:sz w:val="18"/>
                 <w:szCs w:val="18"/>
               </w:rPr>
-              <w:t xml:space="preserve">55 000 € (base 2026, revalorisé de 2 % par an), plus mutuelle Allianz (70 € par mois) et prévoyance cadre (60 € par mois) à la charge de l’employeur</w:t>
+              <w:t xml:space="preserve">56 857 € par an à l’embauche, pour 2 700 € nets par mois : salaire brut, cotisations patronales, mutuelle Allianz (70 € par mois) et prévoyance cadre (60 € par mois) compris ; revalorisé de 2 % par an à partir de 2028</w:t>
             </w:r>
           </w:p>
         </w:tc>
@@ -3292,7 +3292,7 @@
           <w:sz w:val="22"/>
           <w:szCs w:val="22"/>
         </w:rPr>
-        <w:t xml:space="preserve"> = coût employeur de l’année (salaire chargé, mutuelle et prévoyance) ÷ 1 607 h. Exemple 2028 : 58 782 € ÷ 1 607 h, soit environ 36,6 € de l’heure ; 321 h pour le fonds font environ 11 756 €, le montant inscrit au budget.</w:t>
+        <w:t xml:space="preserve"> = coût employeur de l’année (salaire brut, cotisations, mutuelle et prévoyance) ÷ 1 607 h. Exemple 2028 : 57 994 € ÷ 1 607 h, soit environ 36,1 € de l’heure ; 321 h pour le fonds font environ 11 599 €, le montant inscrit au budget.</w:t>
       </w:r>
     </w:p>
     <w:p>
